--- a/Chapter_9_STP_Principles/Chapter_9_STP_Principles.docx
+++ b/Chapter_9_STP_Principles/Chapter_9_STP_Principles.docx
@@ -5,16 +5,19 @@
     <w:p>
       <w:pPr>
         <w:ind w:right="-1"/>
+        <w:rPr>
+          <w:noProof/>
+        </w:rPr>
       </w:pPr>
       <w:r>
         <w:rPr>
           <w:noProof/>
         </w:rPr>
         <w:drawing>
-          <wp:inline distT="0" distB="0" distL="0" distR="0" wp14:anchorId="6B9AE8BA" wp14:editId="47D45EA6">
-            <wp:extent cx="6137275" cy="2273935"/>
-            <wp:effectExtent l="0" t="0" r="0" b="0"/>
-            <wp:docPr id="2" name="Picture 2"/>
+          <wp:inline distT="0" distB="0" distL="0" distR="0" wp14:anchorId="1E3F4962" wp14:editId="57BCDF26">
+            <wp:extent cx="6559278" cy="1516912"/>
+            <wp:effectExtent l="0" t="0" r="0" b="7620"/>
+            <wp:docPr id="4" name="Picture 4"/>
             <wp:cNvGraphicFramePr>
               <a:graphicFrameLocks xmlns:a="http://schemas.openxmlformats.org/drawingml/2006/main" noChangeAspect="1"/>
             </wp:cNvGraphicFramePr>
@@ -22,7 +25,7 @@
               <a:graphicData uri="http://schemas.openxmlformats.org/drawingml/2006/picture">
                 <pic:pic xmlns:pic="http://schemas.openxmlformats.org/drawingml/2006/picture">
                   <pic:nvPicPr>
-                    <pic:cNvPr id="0" name="Picture 2"/>
+                    <pic:cNvPr id="0" name="Picture 1"/>
                     <pic:cNvPicPr>
                       <a:picLocks noChangeAspect="1" noChangeArrowheads="1"/>
                     </pic:cNvPicPr>
@@ -43,7 +46,7 @@
                   <pic:spPr bwMode="auto">
                     <a:xfrm>
                       <a:off x="0" y="0"/>
-                      <a:ext cx="6137275" cy="2273935"/>
+                      <a:ext cx="6603040" cy="1527033"/>
                     </a:xfrm>
                     <a:prstGeom prst="rect">
                       <a:avLst/>
@@ -59,15 +62,23 @@
           </wp:inline>
         </w:drawing>
       </w:r>
+    </w:p>
+    <w:p>
+      <w:pPr>
+        <w:ind w:right="-1"/>
+        <w:rPr>
+          <w:noProof/>
+        </w:rPr>
+      </w:pPr>
       <w:r>
         <w:rPr>
           <w:noProof/>
         </w:rPr>
         <w:drawing>
-          <wp:inline distT="0" distB="0" distL="0" distR="0" wp14:anchorId="30DF11AC" wp14:editId="64024545">
-            <wp:extent cx="6038215" cy="3014980"/>
-            <wp:effectExtent l="0" t="0" r="635" b="0"/>
-            <wp:docPr id="1" name="Picture 1"/>
+          <wp:inline distT="0" distB="0" distL="0" distR="0" wp14:anchorId="3FF094F6" wp14:editId="730E27A6">
+            <wp:extent cx="5929067" cy="2736112"/>
+            <wp:effectExtent l="0" t="0" r="0" b="7620"/>
+            <wp:docPr id="3" name="Picture 3"/>
             <wp:cNvGraphicFramePr>
               <a:graphicFrameLocks xmlns:a="http://schemas.openxmlformats.org/drawingml/2006/main" noChangeAspect="1"/>
             </wp:cNvGraphicFramePr>
@@ -96,7 +107,7 @@
                   <pic:spPr bwMode="auto">
                     <a:xfrm>
                       <a:off x="0" y="0"/>
-                      <a:ext cx="6038215" cy="3014980"/>
+                      <a:ext cx="5947600" cy="2744665"/>
                     </a:xfrm>
                     <a:prstGeom prst="rect">
                       <a:avLst/>
@@ -113,8 +124,261 @@
         </w:drawing>
       </w:r>
     </w:p>
+    <w:p>
+      <w:pPr>
+        <w:ind w:right="-1"/>
+        <w:rPr>
+          <w:noProof/>
+        </w:rPr>
+      </w:pPr>
+    </w:p>
+    <w:p>
+      <w:pPr>
+        <w:ind w:right="-1"/>
+        <w:rPr>
+          <w:noProof/>
+        </w:rPr>
+      </w:pPr>
+      <w:r>
+        <w:rPr>
+          <w:noProof/>
+        </w:rPr>
+        <w:drawing>
+          <wp:inline distT="0" distB="0" distL="0" distR="0" wp14:anchorId="0216AE62" wp14:editId="2F7349EF">
+            <wp:extent cx="5890437" cy="2182477"/>
+            <wp:effectExtent l="0" t="0" r="0" b="8890"/>
+            <wp:docPr id="2" name="Picture 2"/>
+            <wp:cNvGraphicFramePr>
+              <a:graphicFrameLocks xmlns:a="http://schemas.openxmlformats.org/drawingml/2006/main" noChangeAspect="1"/>
+            </wp:cNvGraphicFramePr>
+            <a:graphic xmlns:a="http://schemas.openxmlformats.org/drawingml/2006/main">
+              <a:graphicData uri="http://schemas.openxmlformats.org/drawingml/2006/picture">
+                <pic:pic xmlns:pic="http://schemas.openxmlformats.org/drawingml/2006/picture">
+                  <pic:nvPicPr>
+                    <pic:cNvPr id="0" name="Picture 2"/>
+                    <pic:cNvPicPr>
+                      <a:picLocks noChangeAspect="1" noChangeArrowheads="1"/>
+                    </pic:cNvPicPr>
+                  </pic:nvPicPr>
+                  <pic:blipFill>
+                    <a:blip r:embed="rId8">
+                      <a:extLst>
+                        <a:ext uri="{28A0092B-C50C-407E-A947-70E740481C1C}">
+                          <a14:useLocalDpi xmlns:a14="http://schemas.microsoft.com/office/drawing/2010/main" val="0"/>
+                        </a:ext>
+                      </a:extLst>
+                    </a:blip>
+                    <a:srcRect/>
+                    <a:stretch>
+                      <a:fillRect/>
+                    </a:stretch>
+                  </pic:blipFill>
+                  <pic:spPr bwMode="auto">
+                    <a:xfrm>
+                      <a:off x="0" y="0"/>
+                      <a:ext cx="5924751" cy="2195191"/>
+                    </a:xfrm>
+                    <a:prstGeom prst="rect">
+                      <a:avLst/>
+                    </a:prstGeom>
+                    <a:noFill/>
+                    <a:ln>
+                      <a:noFill/>
+                    </a:ln>
+                  </pic:spPr>
+                </pic:pic>
+              </a:graphicData>
+            </a:graphic>
+          </wp:inline>
+        </w:drawing>
+      </w:r>
+    </w:p>
+    <w:p>
+      <w:pPr>
+        <w:ind w:right="-1"/>
+      </w:pPr>
+      <w:r>
+        <w:rPr>
+          <w:noProof/>
+        </w:rPr>
+        <w:lastRenderedPageBreak/>
+        <w:drawing>
+          <wp:inline distT="0" distB="0" distL="0" distR="0" wp14:anchorId="30DF11AC" wp14:editId="410E52F8">
+            <wp:extent cx="6592186" cy="3291587"/>
+            <wp:effectExtent l="0" t="0" r="0" b="4445"/>
+            <wp:docPr id="1" name="Picture 1"/>
+            <wp:cNvGraphicFramePr>
+              <a:graphicFrameLocks xmlns:a="http://schemas.openxmlformats.org/drawingml/2006/main" noChangeAspect="1"/>
+            </wp:cNvGraphicFramePr>
+            <a:graphic xmlns:a="http://schemas.openxmlformats.org/drawingml/2006/main">
+              <a:graphicData uri="http://schemas.openxmlformats.org/drawingml/2006/picture">
+                <pic:pic xmlns:pic="http://schemas.openxmlformats.org/drawingml/2006/picture">
+                  <pic:nvPicPr>
+                    <pic:cNvPr id="0" name="Picture 1"/>
+                    <pic:cNvPicPr>
+                      <a:picLocks noChangeAspect="1" noChangeArrowheads="1"/>
+                    </pic:cNvPicPr>
+                  </pic:nvPicPr>
+                  <pic:blipFill>
+                    <a:blip r:embed="rId9">
+                      <a:extLst>
+                        <a:ext uri="{28A0092B-C50C-407E-A947-70E740481C1C}">
+                          <a14:useLocalDpi xmlns:a14="http://schemas.microsoft.com/office/drawing/2010/main" val="0"/>
+                        </a:ext>
+                      </a:extLst>
+                    </a:blip>
+                    <a:srcRect/>
+                    <a:stretch>
+                      <a:fillRect/>
+                    </a:stretch>
+                  </pic:blipFill>
+                  <pic:spPr bwMode="auto">
+                    <a:xfrm>
+                      <a:off x="0" y="0"/>
+                      <a:ext cx="6599623" cy="3295300"/>
+                    </a:xfrm>
+                    <a:prstGeom prst="rect">
+                      <a:avLst/>
+                    </a:prstGeom>
+                    <a:noFill/>
+                    <a:ln>
+                      <a:noFill/>
+                    </a:ln>
+                  </pic:spPr>
+                </pic:pic>
+              </a:graphicData>
+            </a:graphic>
+          </wp:inline>
+        </w:drawing>
+      </w:r>
+    </w:p>
+    <w:p>
+      <w:pPr>
+        <w:ind w:right="-1"/>
+      </w:pPr>
+      <w:r>
+        <w:rPr>
+          <w:noProof/>
+        </w:rPr>
+        <w:drawing>
+          <wp:inline distT="0" distB="0" distL="0" distR="0" wp14:anchorId="0405664F" wp14:editId="6FA4EBE8">
+            <wp:extent cx="6750685" cy="2520950"/>
+            <wp:effectExtent l="0" t="0" r="0" b="0"/>
+            <wp:docPr id="8" name="Picture 8"/>
+            <wp:cNvGraphicFramePr>
+              <a:graphicFrameLocks xmlns:a="http://schemas.openxmlformats.org/drawingml/2006/main" noChangeAspect="1"/>
+            </wp:cNvGraphicFramePr>
+            <a:graphic xmlns:a="http://schemas.openxmlformats.org/drawingml/2006/main">
+              <a:graphicData uri="http://schemas.openxmlformats.org/drawingml/2006/picture">
+                <pic:pic xmlns:pic="http://schemas.openxmlformats.org/drawingml/2006/picture">
+                  <pic:nvPicPr>
+                    <pic:cNvPr id="0" name="Picture 5"/>
+                    <pic:cNvPicPr>
+                      <a:picLocks noChangeAspect="1" noChangeArrowheads="1"/>
+                    </pic:cNvPicPr>
+                  </pic:nvPicPr>
+                  <pic:blipFill>
+                    <a:blip r:embed="rId10">
+                      <a:extLst>
+                        <a:ext uri="{28A0092B-C50C-407E-A947-70E740481C1C}">
+                          <a14:useLocalDpi xmlns:a14="http://schemas.microsoft.com/office/drawing/2010/main" val="0"/>
+                        </a:ext>
+                      </a:extLst>
+                    </a:blip>
+                    <a:srcRect/>
+                    <a:stretch>
+                      <a:fillRect/>
+                    </a:stretch>
+                  </pic:blipFill>
+                  <pic:spPr bwMode="auto">
+                    <a:xfrm>
+                      <a:off x="0" y="0"/>
+                      <a:ext cx="6750685" cy="2520950"/>
+                    </a:xfrm>
+                    <a:prstGeom prst="rect">
+                      <a:avLst/>
+                    </a:prstGeom>
+                    <a:noFill/>
+                    <a:ln>
+                      <a:noFill/>
+                    </a:ln>
+                  </pic:spPr>
+                </pic:pic>
+              </a:graphicData>
+            </a:graphic>
+          </wp:inline>
+        </w:drawing>
+      </w:r>
+    </w:p>
+    <w:p>
+      <w:pPr>
+        <w:ind w:right="-1"/>
+        <w:rPr>
+          <w:noProof/>
+        </w:rPr>
+      </w:pPr>
+      <w:r>
+        <w:rPr>
+          <w:noProof/>
+        </w:rPr>
+        <w:lastRenderedPageBreak/>
+        <w:drawing>
+          <wp:inline distT="0" distB="0" distL="0" distR="0" wp14:anchorId="39CEC762" wp14:editId="7687DB0B">
+            <wp:extent cx="6750685" cy="4223385"/>
+            <wp:effectExtent l="0" t="0" r="0" b="5715"/>
+            <wp:docPr id="9" name="Picture 9"/>
+            <wp:cNvGraphicFramePr>
+              <a:graphicFrameLocks xmlns:a="http://schemas.openxmlformats.org/drawingml/2006/main" noChangeAspect="1"/>
+            </wp:cNvGraphicFramePr>
+            <a:graphic xmlns:a="http://schemas.openxmlformats.org/drawingml/2006/main">
+              <a:graphicData uri="http://schemas.openxmlformats.org/drawingml/2006/picture">
+                <pic:pic xmlns:pic="http://schemas.openxmlformats.org/drawingml/2006/picture">
+                  <pic:nvPicPr>
+                    <pic:cNvPr id="0" name="Picture 6"/>
+                    <pic:cNvPicPr>
+                      <a:picLocks noChangeAspect="1" noChangeArrowheads="1"/>
+                    </pic:cNvPicPr>
+                  </pic:nvPicPr>
+                  <pic:blipFill>
+                    <a:blip r:embed="rId11">
+                      <a:extLst>
+                        <a:ext uri="{28A0092B-C50C-407E-A947-70E740481C1C}">
+                          <a14:useLocalDpi xmlns:a14="http://schemas.microsoft.com/office/drawing/2010/main" val="0"/>
+                        </a:ext>
+                      </a:extLst>
+                    </a:blip>
+                    <a:srcRect/>
+                    <a:stretch>
+                      <a:fillRect/>
+                    </a:stretch>
+                  </pic:blipFill>
+                  <pic:spPr bwMode="auto">
+                    <a:xfrm>
+                      <a:off x="0" y="0"/>
+                      <a:ext cx="6750685" cy="4223385"/>
+                    </a:xfrm>
+                    <a:prstGeom prst="rect">
+                      <a:avLst/>
+                    </a:prstGeom>
+                    <a:noFill/>
+                    <a:ln>
+                      <a:noFill/>
+                    </a:ln>
+                  </pic:spPr>
+                </pic:pic>
+              </a:graphicData>
+            </a:graphic>
+          </wp:inline>
+        </w:drawing>
+      </w:r>
+    </w:p>
+    <w:p>
+      <w:pPr>
+        <w:ind w:right="-1"/>
+      </w:pPr>
+    </w:p>
     <w:sectPr>
-      <w:headerReference w:type="default" r:id="rId8"/>
+      <w:headerReference w:type="default" r:id="rId12"/>
       <w:pgSz w:w="11906" w:h="16838"/>
       <w:pgMar w:top="1440" w:right="566" w:bottom="1440" w:left="709" w:header="708" w:footer="708" w:gutter="0"/>
       <w:cols w:space="708"/>

--- a/Chapter_9_STP_Principles/Chapter_9_STP_Principles.docx
+++ b/Chapter_9_STP_Principles/Chapter_9_STP_Principles.docx
@@ -375,10 +375,125 @@
     <w:p>
       <w:pPr>
         <w:ind w:right="-1"/>
+        <w:rPr>
+          <w:noProof/>
+        </w:rPr>
+      </w:pPr>
+      <w:r>
+        <w:rPr>
+          <w:noProof/>
+        </w:rPr>
+        <w:lastRenderedPageBreak/>
+        <w:drawing>
+          <wp:inline distT="0" distB="0" distL="0" distR="0" wp14:anchorId="6079550A" wp14:editId="5E1AB01E">
+            <wp:extent cx="6748145" cy="2722245"/>
+            <wp:effectExtent l="0" t="0" r="0" b="1905"/>
+            <wp:docPr id="10" name="Picture 10"/>
+            <wp:cNvGraphicFramePr>
+              <a:graphicFrameLocks xmlns:a="http://schemas.openxmlformats.org/drawingml/2006/main" noChangeAspect="1"/>
+            </wp:cNvGraphicFramePr>
+            <a:graphic xmlns:a="http://schemas.openxmlformats.org/drawingml/2006/main">
+              <a:graphicData uri="http://schemas.openxmlformats.org/drawingml/2006/picture">
+                <pic:pic xmlns:pic="http://schemas.openxmlformats.org/drawingml/2006/picture">
+                  <pic:nvPicPr>
+                    <pic:cNvPr id="0" name="Picture 9"/>
+                    <pic:cNvPicPr>
+                      <a:picLocks noChangeAspect="1" noChangeArrowheads="1"/>
+                    </pic:cNvPicPr>
+                  </pic:nvPicPr>
+                  <pic:blipFill>
+                    <a:blip r:embed="rId12">
+                      <a:extLst>
+                        <a:ext uri="{28A0092B-C50C-407E-A947-70E740481C1C}">
+                          <a14:useLocalDpi xmlns:a14="http://schemas.microsoft.com/office/drawing/2010/main" val="0"/>
+                        </a:ext>
+                      </a:extLst>
+                    </a:blip>
+                    <a:srcRect/>
+                    <a:stretch>
+                      <a:fillRect/>
+                    </a:stretch>
+                  </pic:blipFill>
+                  <pic:spPr bwMode="auto">
+                    <a:xfrm>
+                      <a:off x="0" y="0"/>
+                      <a:ext cx="6748145" cy="2722245"/>
+                    </a:xfrm>
+                    <a:prstGeom prst="rect">
+                      <a:avLst/>
+                    </a:prstGeom>
+                    <a:noFill/>
+                    <a:ln>
+                      <a:noFill/>
+                    </a:ln>
+                  </pic:spPr>
+                </pic:pic>
+              </a:graphicData>
+            </a:graphic>
+          </wp:inline>
+        </w:drawing>
+      </w:r>
+      <w:r>
+        <w:rPr>
+          <w:noProof/>
+        </w:rPr>
+        <w:drawing>
+          <wp:inline distT="0" distB="0" distL="0" distR="0" wp14:anchorId="0A447FB4" wp14:editId="6E4EDF7B">
+            <wp:extent cx="6748145" cy="3054985"/>
+            <wp:effectExtent l="0" t="0" r="0" b="0"/>
+            <wp:docPr id="11" name="Picture 11"/>
+            <wp:cNvGraphicFramePr>
+              <a:graphicFrameLocks xmlns:a="http://schemas.openxmlformats.org/drawingml/2006/main" noChangeAspect="1"/>
+            </wp:cNvGraphicFramePr>
+            <a:graphic xmlns:a="http://schemas.openxmlformats.org/drawingml/2006/main">
+              <a:graphicData uri="http://schemas.openxmlformats.org/drawingml/2006/picture">
+                <pic:pic xmlns:pic="http://schemas.openxmlformats.org/drawingml/2006/picture">
+                  <pic:nvPicPr>
+                    <pic:cNvPr id="0" name="Picture 10"/>
+                    <pic:cNvPicPr>
+                      <a:picLocks noChangeAspect="1" noChangeArrowheads="1"/>
+                    </pic:cNvPicPr>
+                  </pic:nvPicPr>
+                  <pic:blipFill>
+                    <a:blip r:embed="rId13">
+                      <a:extLst>
+                        <a:ext uri="{28A0092B-C50C-407E-A947-70E740481C1C}">
+                          <a14:useLocalDpi xmlns:a14="http://schemas.microsoft.com/office/drawing/2010/main" val="0"/>
+                        </a:ext>
+                      </a:extLst>
+                    </a:blip>
+                    <a:srcRect/>
+                    <a:stretch>
+                      <a:fillRect/>
+                    </a:stretch>
+                  </pic:blipFill>
+                  <pic:spPr bwMode="auto">
+                    <a:xfrm>
+                      <a:off x="0" y="0"/>
+                      <a:ext cx="6748145" cy="3054985"/>
+                    </a:xfrm>
+                    <a:prstGeom prst="rect">
+                      <a:avLst/>
+                    </a:prstGeom>
+                    <a:noFill/>
+                    <a:ln>
+                      <a:noFill/>
+                    </a:ln>
+                  </pic:spPr>
+                </pic:pic>
+              </a:graphicData>
+            </a:graphic>
+          </wp:inline>
+        </w:drawing>
+      </w:r>
+    </w:p>
+    <w:p>
+      <w:pPr>
+        <w:ind w:right="-1"/>
       </w:pPr>
     </w:p>
     <w:sectPr>
-      <w:headerReference w:type="default" r:id="rId12"/>
+      <w:headerReference w:type="default" r:id="rId14"/>
       <w:pgSz w:w="11906" w:h="16838"/>
       <w:pgMar w:top="1440" w:right="566" w:bottom="1440" w:left="709" w:header="708" w:footer="708" w:gutter="0"/>
       <w:cols w:space="708"/>

--- a/Chapter_9_STP_Principles/Chapter_9_STP_Principles.docx
+++ b/Chapter_9_STP_Principles/Chapter_9_STP_Principles.docx
@@ -131,6 +131,141 @@
           <w:noProof/>
         </w:rPr>
       </w:pPr>
+      <w:r>
+        <w:rPr>
+          <w:noProof/>
+        </w:rPr>
+        <w:drawing>
+          <wp:inline distT="0" distB="0" distL="0" distR="0" wp14:anchorId="692D7DF2" wp14:editId="6EF18293">
+            <wp:extent cx="5833534" cy="3708224"/>
+            <wp:effectExtent l="0" t="0" r="0" b="6985"/>
+            <wp:docPr id="6" name="Picture 6"/>
+            <wp:cNvGraphicFramePr>
+              <a:graphicFrameLocks xmlns:a="http://schemas.openxmlformats.org/drawingml/2006/main" noChangeAspect="1"/>
+            </wp:cNvGraphicFramePr>
+            <a:graphic xmlns:a="http://schemas.openxmlformats.org/drawingml/2006/main">
+              <a:graphicData uri="http://schemas.openxmlformats.org/drawingml/2006/picture">
+                <pic:pic xmlns:pic="http://schemas.openxmlformats.org/drawingml/2006/picture">
+                  <pic:nvPicPr>
+                    <pic:cNvPr id="1" name=""/>
+                    <pic:cNvPicPr/>
+                  </pic:nvPicPr>
+                  <pic:blipFill>
+                    <a:blip r:embed="rId8"/>
+                    <a:stretch>
+                      <a:fillRect/>
+                    </a:stretch>
+                  </pic:blipFill>
+                  <pic:spPr>
+                    <a:xfrm>
+                      <a:off x="0" y="0"/>
+                      <a:ext cx="5839840" cy="3712232"/>
+                    </a:xfrm>
+                    <a:prstGeom prst="rect">
+                      <a:avLst/>
+                    </a:prstGeom>
+                  </pic:spPr>
+                </pic:pic>
+              </a:graphicData>
+            </a:graphic>
+          </wp:inline>
+        </w:drawing>
+      </w:r>
+    </w:p>
+    <w:p>
+      <w:pPr>
+        <w:ind w:right="-1"/>
+        <w:rPr>
+          <w:noProof/>
+        </w:rPr>
+      </w:pPr>
+      <w:hyperlink r:id="rId9" w:history="1">
+        <w:r>
+          <w:rPr>
+            <w:rStyle w:val="Hyperlink"/>
+            <w:noProof/>
+          </w:rPr>
+          <w:t>https://www.geeksforgeeks.org/computer-networks/how-spanning-tree-protocol-stp-select-designated-port/</w:t>
+        </w:r>
+      </w:hyperlink>
+    </w:p>
+    <w:p>
+      <w:pPr>
+        <w:ind w:right="-1"/>
+        <w:rPr>
+          <w:noProof/>
+        </w:rPr>
+      </w:pPr>
+    </w:p>
+    <w:p>
+      <w:pPr>
+        <w:ind w:right="-1"/>
+        <w:rPr>
+          <w:noProof/>
+        </w:rPr>
+      </w:pPr>
+      <w:r>
+        <w:rPr>
+          <w:noProof/>
+        </w:rPr>
+        <w:lastRenderedPageBreak/>
+        <w:drawing>
+          <wp:inline distT="0" distB="0" distL="0" distR="0" wp14:anchorId="52149EEF" wp14:editId="411D63B9">
+            <wp:extent cx="5300345" cy="2607945"/>
+            <wp:effectExtent l="0" t="0" r="0" b="1905"/>
+            <wp:docPr id="7" name="Picture 7"/>
+            <wp:cNvGraphicFramePr>
+              <a:graphicFrameLocks xmlns:a="http://schemas.openxmlformats.org/drawingml/2006/main" noChangeAspect="1"/>
+            </wp:cNvGraphicFramePr>
+            <a:graphic xmlns:a="http://schemas.openxmlformats.org/drawingml/2006/main">
+              <a:graphicData uri="http://schemas.openxmlformats.org/drawingml/2006/picture">
+                <pic:pic xmlns:pic="http://schemas.openxmlformats.org/drawingml/2006/picture">
+                  <pic:nvPicPr>
+                    <pic:cNvPr id="0" name="Picture 2"/>
+                    <pic:cNvPicPr>
+                      <a:picLocks noChangeAspect="1" noChangeArrowheads="1"/>
+                    </pic:cNvPicPr>
+                  </pic:nvPicPr>
+                  <pic:blipFill>
+                    <a:blip r:embed="rId10">
+                      <a:extLst>
+                        <a:ext uri="{28A0092B-C50C-407E-A947-70E740481C1C}">
+                          <a14:useLocalDpi xmlns:a14="http://schemas.microsoft.com/office/drawing/2010/main" val="0"/>
+                        </a:ext>
+                      </a:extLst>
+                    </a:blip>
+                    <a:srcRect/>
+                    <a:stretch>
+                      <a:fillRect/>
+                    </a:stretch>
+                  </pic:blipFill>
+                  <pic:spPr bwMode="auto">
+                    <a:xfrm>
+                      <a:off x="0" y="0"/>
+                      <a:ext cx="5300345" cy="2607945"/>
+                    </a:xfrm>
+                    <a:prstGeom prst="rect">
+                      <a:avLst/>
+                    </a:prstGeom>
+                    <a:noFill/>
+                    <a:ln>
+                      <a:noFill/>
+                    </a:ln>
+                  </pic:spPr>
+                </pic:pic>
+              </a:graphicData>
+            </a:graphic>
+          </wp:inline>
+        </w:drawing>
+      </w:r>
+    </w:p>
+    <w:p>
+      <w:pPr>
+        <w:ind w:right="-1"/>
+        <w:rPr>
+          <w:noProof/>
+        </w:rPr>
+      </w:pPr>
     </w:p>
     <w:p>
       <w:pPr>
@@ -161,7 +296,7 @@
                     </pic:cNvPicPr>
                   </pic:nvPicPr>
                   <pic:blipFill>
-                    <a:blip r:embed="rId8">
+                    <a:blip r:embed="rId11">
                       <a:extLst>
                         <a:ext uri="{28A0092B-C50C-407E-A947-70E740481C1C}">
                           <a14:useLocalDpi xmlns:a14="http://schemas.microsoft.com/office/drawing/2010/main" val="0"/>
@@ -201,7 +336,6 @@
         <w:rPr>
           <w:noProof/>
         </w:rPr>
-        <w:lastRenderedPageBreak/>
         <w:drawing>
           <wp:inline distT="0" distB="0" distL="0" distR="0" wp14:anchorId="30DF11AC" wp14:editId="410E52F8">
             <wp:extent cx="6592186" cy="3291587"/>
@@ -220,7 +354,7 @@
                     </pic:cNvPicPr>
                   </pic:nvPicPr>
                   <pic:blipFill>
-                    <a:blip r:embed="rId9">
+                    <a:blip r:embed="rId12">
                       <a:extLst>
                         <a:ext uri="{28A0092B-C50C-407E-A947-70E740481C1C}">
                           <a14:useLocalDpi xmlns:a14="http://schemas.microsoft.com/office/drawing/2010/main" val="0"/>
@@ -260,6 +394,7 @@
         <w:rPr>
           <w:noProof/>
         </w:rPr>
+        <w:lastRenderedPageBreak/>
         <w:drawing>
           <wp:inline distT="0" distB="0" distL="0" distR="0" wp14:anchorId="0405664F" wp14:editId="6FA4EBE8">
             <wp:extent cx="6750685" cy="2520950"/>
@@ -278,7 +413,7 @@
                     </pic:cNvPicPr>
                   </pic:nvPicPr>
                   <pic:blipFill>
-                    <a:blip r:embed="rId10">
+                    <a:blip r:embed="rId13">
                       <a:extLst>
                         <a:ext uri="{28A0092B-C50C-407E-A947-70E740481C1C}">
                           <a14:useLocalDpi xmlns:a14="http://schemas.microsoft.com/office/drawing/2010/main" val="0"/>
@@ -321,7 +456,6 @@
         <w:rPr>
           <w:noProof/>
         </w:rPr>
-        <w:lastRenderedPageBreak/>
         <w:drawing>
           <wp:inline distT="0" distB="0" distL="0" distR="0" wp14:anchorId="39CEC762" wp14:editId="7687DB0B">
             <wp:extent cx="6750685" cy="4223385"/>
@@ -340,7 +474,7 @@
                     </pic:cNvPicPr>
                   </pic:nvPicPr>
                   <pic:blipFill>
-                    <a:blip r:embed="rId11">
+                    <a:blip r:embed="rId14">
                       <a:extLst>
                         <a:ext uri="{28A0092B-C50C-407E-A947-70E740481C1C}">
                           <a14:useLocalDpi xmlns:a14="http://schemas.microsoft.com/office/drawing/2010/main" val="0"/>
@@ -402,7 +536,7 @@
                     </pic:cNvPicPr>
                   </pic:nvPicPr>
                   <pic:blipFill>
-                    <a:blip r:embed="rId12">
+                    <a:blip r:embed="rId15">
                       <a:extLst>
                         <a:ext uri="{28A0092B-C50C-407E-A947-70E740481C1C}">
                           <a14:useLocalDpi xmlns:a14="http://schemas.microsoft.com/office/drawing/2010/main" val="0"/>
@@ -455,7 +589,7 @@
                     </pic:cNvPicPr>
                   </pic:nvPicPr>
                   <pic:blipFill>
-                    <a:blip r:embed="rId13">
+                    <a:blip r:embed="rId16">
                       <a:extLst>
                         <a:ext uri="{28A0092B-C50C-407E-A947-70E740481C1C}">
                           <a14:useLocalDpi xmlns:a14="http://schemas.microsoft.com/office/drawing/2010/main" val="0"/>
@@ -490,10 +624,26 @@
     <w:p>
       <w:pPr>
         <w:ind w:right="-1"/>
+        <w:rPr>
+          <w:noProof/>
+        </w:rPr>
+      </w:pPr>
+    </w:p>
+    <w:p>
+      <w:pPr>
+        <w:ind w:right="-1"/>
+        <w:rPr>
+          <w:noProof/>
+        </w:rPr>
+      </w:pPr>
+    </w:p>
+    <w:p>
+      <w:pPr>
+        <w:ind w:right="-1"/>
       </w:pPr>
     </w:p>
     <w:sectPr>
-      <w:headerReference w:type="default" r:id="rId14"/>
+      <w:headerReference w:type="default" r:id="rId17"/>
       <w:pgSz w:w="11906" w:h="16838"/>
       <w:pgMar w:top="1440" w:right="566" w:bottom="1440" w:left="709" w:header="708" w:footer="708" w:gutter="0"/>
       <w:cols w:space="708"/>
@@ -1042,6 +1192,29 @@
     <w:uiPriority w:val="99"/>
     <w:rsid w:val="006F03E2"/>
   </w:style>
+  <w:style w:type="character" w:styleId="Hyperlink">
+    <w:name w:val="Hyperlink"/>
+    <w:basedOn w:val="DefaultParagraphFont"/>
+    <w:uiPriority w:val="99"/>
+    <w:unhideWhenUsed/>
+    <w:rsid w:val="00EC29A7"/>
+    <w:rPr>
+      <w:color w:val="0563C1" w:themeColor="hyperlink"/>
+      <w:u w:val="single"/>
+    </w:rPr>
+  </w:style>
+  <w:style w:type="character" w:styleId="UnresolvedMention">
+    <w:name w:val="Unresolved Mention"/>
+    <w:basedOn w:val="DefaultParagraphFont"/>
+    <w:uiPriority w:val="99"/>
+    <w:semiHidden/>
+    <w:unhideWhenUsed/>
+    <w:rsid w:val="00EC29A7"/>
+    <w:rPr>
+      <w:color w:val="605E5C"/>
+      <w:shd w:val="clear" w:color="auto" w:fill="E1DFDD"/>
+    </w:rPr>
+  </w:style>
 </w:styles>
 </file>
 

--- a/Chapter_9_STP_Principles/Chapter_9_STP_Principles.docx
+++ b/Chapter_9_STP_Principles/Chapter_9_STP_Principles.docx
@@ -2,6 +2,67 @@
 <file path=word/document.xml><?xml version="1.0" encoding="utf-8"?>
 <w:document xmlns:wpc="http://schemas.microsoft.com/office/word/2010/wordprocessingCanvas" xmlns:cx="http://schemas.microsoft.com/office/drawing/2014/chartex" xmlns:cx1="http://schemas.microsoft.com/office/drawing/2015/9/8/chartex" xmlns:cx2="http://schemas.microsoft.com/office/drawing/2015/10/21/chartex" xmlns:cx3="http://schemas.microsoft.com/office/drawing/2016/5/9/chartex" xmlns:cx4="http://schemas.microsoft.com/office/drawing/2016/5/10/chartex" xmlns:cx5="http://schemas.microsoft.com/office/drawing/2016/5/11/chartex" xmlns:cx6="http://schemas.microsoft.com/office/drawing/2016/5/12/chartex" xmlns:cx7="http://schemas.microsoft.com/office/drawing/2016/5/13/chartex" xmlns:cx8="http://schemas.microsoft.com/office/drawing/2016/5/14/chartex" xmlns:mc="http://schemas.openxmlformats.org/markup-compatibility/2006" xmlns:aink="http://schemas.microsoft.com/office/drawing/2016/ink" xmlns:am3d="http://schemas.microsoft.com/office/drawing/2017/model3d" xmlns:o="urn:schemas-microsoft-com:office:office" xmlns:r="http://schemas.openxmlformats.org/officeDocument/2006/relationships" xmlns:m="http://schemas.openxmlformats.org/officeDocument/2006/math" xmlns:v="urn:schemas-microsoft-com:vml" xmlns:wp14="http://schemas.microsoft.com/office/word/2010/wordprocessingDrawing" xmlns:wp="http://schemas.openxmlformats.org/drawingml/2006/wordprocessingDrawing" xmlns:w10="urn:schemas-microsoft-com:office:word" xmlns:w="http://schemas.openxmlformats.org/wordprocessingml/2006/main" xmlns:w14="http://schemas.microsoft.com/office/word/2010/wordml" xmlns:w15="http://schemas.microsoft.com/office/word/2012/wordml" xmlns:w16cex="http://schemas.microsoft.com/office/word/2018/wordml/cex" xmlns:w16cid="http://schemas.microsoft.com/office/word/2016/wordml/cid" xmlns:w16="http://schemas.microsoft.com/office/word/2018/wordml" xmlns:w16sdtdh="http://schemas.microsoft.com/office/word/2020/wordml/sdtdatahash" xmlns:w16se="http://schemas.microsoft.com/office/word/2015/wordml/symex" xmlns:wpg="http://schemas.microsoft.com/office/word/2010/wordprocessingGroup" xmlns:wpi="http://schemas.microsoft.com/office/word/2010/wordprocessingInk" xmlns:wne="http://schemas.microsoft.com/office/word/2006/wordml" xmlns:wps="http://schemas.microsoft.com/office/word/2010/wordprocessingShape" mc:Ignorable="w14 w15 w16se w16cid w16 w16cex w16sdtdh wp14">
   <w:body>
+    <w:p>
+      <w:pPr>
+        <w:ind w:right="-1"/>
+        <w:rPr>
+          <w:noProof/>
+        </w:rPr>
+      </w:pPr>
+      <w:r>
+        <w:rPr>
+          <w:noProof/>
+        </w:rPr>
+        <w:drawing>
+          <wp:inline distT="0" distB="0" distL="0" distR="0" wp14:anchorId="54619316" wp14:editId="3E549021">
+            <wp:extent cx="5929067" cy="2736112"/>
+            <wp:effectExtent l="0" t="0" r="0" b="7620"/>
+            <wp:docPr id="3" name="Picture 3"/>
+            <wp:cNvGraphicFramePr>
+              <a:graphicFrameLocks xmlns:a="http://schemas.openxmlformats.org/drawingml/2006/main" noChangeAspect="1"/>
+            </wp:cNvGraphicFramePr>
+            <a:graphic xmlns:a="http://schemas.openxmlformats.org/drawingml/2006/main">
+              <a:graphicData uri="http://schemas.openxmlformats.org/drawingml/2006/picture">
+                <pic:pic xmlns:pic="http://schemas.openxmlformats.org/drawingml/2006/picture">
+                  <pic:nvPicPr>
+                    <pic:cNvPr id="0" name="Picture 1"/>
+                    <pic:cNvPicPr>
+                      <a:picLocks noChangeAspect="1" noChangeArrowheads="1"/>
+                    </pic:cNvPicPr>
+                  </pic:nvPicPr>
+                  <pic:blipFill>
+                    <a:blip r:embed="rId6">
+                      <a:extLst>
+                        <a:ext uri="{28A0092B-C50C-407E-A947-70E740481C1C}">
+                          <a14:useLocalDpi xmlns:a14="http://schemas.microsoft.com/office/drawing/2010/main" val="0"/>
+                        </a:ext>
+                      </a:extLst>
+                    </a:blip>
+                    <a:srcRect/>
+                    <a:stretch>
+                      <a:fillRect/>
+                    </a:stretch>
+                  </pic:blipFill>
+                  <pic:spPr bwMode="auto">
+                    <a:xfrm>
+                      <a:off x="0" y="0"/>
+                      <a:ext cx="5947600" cy="2744665"/>
+                    </a:xfrm>
+                    <a:prstGeom prst="rect">
+                      <a:avLst/>
+                    </a:prstGeom>
+                    <a:noFill/>
+                    <a:ln>
+                      <a:noFill/>
+                    </a:ln>
+                  </pic:spPr>
+                </pic:pic>
+              </a:graphicData>
+            </a:graphic>
+          </wp:inline>
+        </w:drawing>
+      </w:r>
+    </w:p>
     <w:p>
       <w:pPr>
         <w:ind w:right="-1"/>
@@ -31,7 +92,7 @@
                     </pic:cNvPicPr>
                   </pic:nvPicPr>
                   <pic:blipFill>
-                    <a:blip r:embed="rId6">
+                    <a:blip r:embed="rId7">
                       <a:extLst>
                         <a:ext uri="{28A0092B-C50C-407E-A947-70E740481C1C}">
                           <a14:useLocalDpi xmlns:a14="http://schemas.microsoft.com/office/drawing/2010/main" val="0"/>
@@ -75,10 +136,10 @@
           <w:noProof/>
         </w:rPr>
         <w:drawing>
-          <wp:inline distT="0" distB="0" distL="0" distR="0" wp14:anchorId="3FF094F6" wp14:editId="730E27A6">
-            <wp:extent cx="5929067" cy="2736112"/>
-            <wp:effectExtent l="0" t="0" r="0" b="7620"/>
-            <wp:docPr id="3" name="Picture 3"/>
+          <wp:inline distT="0" distB="0" distL="0" distR="0" wp14:anchorId="50BD01C4" wp14:editId="491CE612">
+            <wp:extent cx="6622925" cy="1144694"/>
+            <wp:effectExtent l="0" t="0" r="6985" b="0"/>
+            <wp:docPr id="5" name="Picture 5"/>
             <wp:cNvGraphicFramePr>
               <a:graphicFrameLocks xmlns:a="http://schemas.openxmlformats.org/drawingml/2006/main" noChangeAspect="1"/>
             </wp:cNvGraphicFramePr>
@@ -92,7 +153,7 @@
                     </pic:cNvPicPr>
                   </pic:nvPicPr>
                   <pic:blipFill>
-                    <a:blip r:embed="rId7">
+                    <a:blip r:embed="rId8">
                       <a:extLst>
                         <a:ext uri="{28A0092B-C50C-407E-A947-70E740481C1C}">
                           <a14:useLocalDpi xmlns:a14="http://schemas.microsoft.com/office/drawing/2010/main" val="0"/>
@@ -107,7 +168,130 @@
                   <pic:spPr bwMode="auto">
                     <a:xfrm>
                       <a:off x="0" y="0"/>
-                      <a:ext cx="5947600" cy="2744665"/>
+                      <a:ext cx="6698984" cy="1157840"/>
+                    </a:xfrm>
+                    <a:prstGeom prst="rect">
+                      <a:avLst/>
+                    </a:prstGeom>
+                    <a:noFill/>
+                    <a:ln>
+                      <a:noFill/>
+                    </a:ln>
+                  </pic:spPr>
+                </pic:pic>
+              </a:graphicData>
+            </a:graphic>
+          </wp:inline>
+        </w:drawing>
+      </w:r>
+    </w:p>
+    <w:p>
+      <w:pPr>
+        <w:ind w:right="-1"/>
+        <w:rPr>
+          <w:noProof/>
+        </w:rPr>
+      </w:pPr>
+      <w:r>
+        <w:rPr>
+          <w:noProof/>
+        </w:rPr>
+        <w:drawing>
+          <wp:inline distT="0" distB="0" distL="0" distR="0" wp14:anchorId="5403F7B7" wp14:editId="64F84C4E">
+            <wp:extent cx="6679016" cy="1388110"/>
+            <wp:effectExtent l="0" t="0" r="7620" b="2540"/>
+            <wp:docPr id="13" name="Picture 13"/>
+            <wp:cNvGraphicFramePr>
+              <a:graphicFrameLocks xmlns:a="http://schemas.openxmlformats.org/drawingml/2006/main" noChangeAspect="1"/>
+            </wp:cNvGraphicFramePr>
+            <a:graphic xmlns:a="http://schemas.openxmlformats.org/drawingml/2006/main">
+              <a:graphicData uri="http://schemas.openxmlformats.org/drawingml/2006/picture">
+                <pic:pic xmlns:pic="http://schemas.openxmlformats.org/drawingml/2006/picture">
+                  <pic:nvPicPr>
+                    <pic:cNvPr id="0" name="Picture 3"/>
+                    <pic:cNvPicPr>
+                      <a:picLocks noChangeAspect="1" noChangeArrowheads="1"/>
+                    </pic:cNvPicPr>
+                  </pic:nvPicPr>
+                  <pic:blipFill>
+                    <a:blip r:embed="rId9">
+                      <a:extLst>
+                        <a:ext uri="{28A0092B-C50C-407E-A947-70E740481C1C}">
+                          <a14:useLocalDpi xmlns:a14="http://schemas.microsoft.com/office/drawing/2010/main" val="0"/>
+                        </a:ext>
+                      </a:extLst>
+                    </a:blip>
+                    <a:srcRect/>
+                    <a:stretch>
+                      <a:fillRect/>
+                    </a:stretch>
+                  </pic:blipFill>
+                  <pic:spPr bwMode="auto">
+                    <a:xfrm>
+                      <a:off x="0" y="0"/>
+                      <a:ext cx="6722037" cy="1397051"/>
+                    </a:xfrm>
+                    <a:prstGeom prst="rect">
+                      <a:avLst/>
+                    </a:prstGeom>
+                    <a:noFill/>
+                    <a:ln>
+                      <a:noFill/>
+                    </a:ln>
+                  </pic:spPr>
+                </pic:pic>
+              </a:graphicData>
+            </a:graphic>
+          </wp:inline>
+        </w:drawing>
+      </w:r>
+    </w:p>
+    <w:p>
+      <w:pPr>
+        <w:ind w:right="-1"/>
+        <w:rPr>
+          <w:noProof/>
+        </w:rPr>
+      </w:pPr>
+      <w:r>
+        <w:rPr>
+          <w:noProof/>
+        </w:rPr>
+        <w:lastRenderedPageBreak/>
+        <w:drawing>
+          <wp:inline distT="0" distB="0" distL="0" distR="0" wp14:anchorId="0BB9573F" wp14:editId="20EFBF54">
+            <wp:extent cx="6503206" cy="3630507"/>
+            <wp:effectExtent l="0" t="0" r="0" b="8255"/>
+            <wp:docPr id="12" name="Picture 12"/>
+            <wp:cNvGraphicFramePr>
+              <a:graphicFrameLocks xmlns:a="http://schemas.openxmlformats.org/drawingml/2006/main" noChangeAspect="1"/>
+            </wp:cNvGraphicFramePr>
+            <a:graphic xmlns:a="http://schemas.openxmlformats.org/drawingml/2006/main">
+              <a:graphicData uri="http://schemas.openxmlformats.org/drawingml/2006/picture">
+                <pic:pic xmlns:pic="http://schemas.openxmlformats.org/drawingml/2006/picture">
+                  <pic:nvPicPr>
+                    <pic:cNvPr id="0" name="Picture 1"/>
+                    <pic:cNvPicPr>
+                      <a:picLocks noChangeAspect="1" noChangeArrowheads="1"/>
+                    </pic:cNvPicPr>
+                  </pic:nvPicPr>
+                  <pic:blipFill>
+                    <a:blip r:embed="rId10">
+                      <a:extLst>
+                        <a:ext uri="{28A0092B-C50C-407E-A947-70E740481C1C}">
+                          <a14:useLocalDpi xmlns:a14="http://schemas.microsoft.com/office/drawing/2010/main" val="0"/>
+                        </a:ext>
+                      </a:extLst>
+                    </a:blip>
+                    <a:srcRect/>
+                    <a:stretch>
+                      <a:fillRect/>
+                    </a:stretch>
+                  </pic:blipFill>
+                  <pic:spPr bwMode="auto">
+                    <a:xfrm>
+                      <a:off x="0" y="0"/>
+                      <a:ext cx="6507278" cy="3632780"/>
                     </a:xfrm>
                     <a:prstGeom prst="rect">
                       <a:avLst/>
@@ -151,7 +335,7 @@
                     <pic:cNvPicPr/>
                   </pic:nvPicPr>
                   <pic:blipFill>
-                    <a:blip r:embed="rId8"/>
+                    <a:blip r:embed="rId11"/>
                     <a:stretch>
                       <a:fillRect/>
                     </a:stretch>
@@ -179,7 +363,7 @@
           <w:noProof/>
         </w:rPr>
       </w:pPr>
-      <w:hyperlink r:id="rId9" w:history="1">
+      <w:hyperlink r:id="rId12" w:history="1">
         <w:r>
           <w:rPr>
             <w:rStyle w:val="Hyperlink"/>
@@ -227,7 +411,7 @@
                     </pic:cNvPicPr>
                   </pic:nvPicPr>
                   <pic:blipFill>
-                    <a:blip r:embed="rId10">
+                    <a:blip r:embed="rId13">
                       <a:extLst>
                         <a:ext uri="{28A0092B-C50C-407E-A947-70E740481C1C}">
                           <a14:useLocalDpi xmlns:a14="http://schemas.microsoft.com/office/drawing/2010/main" val="0"/>
@@ -296,7 +480,7 @@
                     </pic:cNvPicPr>
                   </pic:nvPicPr>
                   <pic:blipFill>
-                    <a:blip r:embed="rId11">
+                    <a:blip r:embed="rId14">
                       <a:extLst>
                         <a:ext uri="{28A0092B-C50C-407E-A947-70E740481C1C}">
                           <a14:useLocalDpi xmlns:a14="http://schemas.microsoft.com/office/drawing/2010/main" val="0"/>
@@ -354,7 +538,7 @@
                     </pic:cNvPicPr>
                   </pic:nvPicPr>
                   <pic:blipFill>
-                    <a:blip r:embed="rId12">
+                    <a:blip r:embed="rId15">
                       <a:extLst>
                         <a:ext uri="{28A0092B-C50C-407E-A947-70E740481C1C}">
                           <a14:useLocalDpi xmlns:a14="http://schemas.microsoft.com/office/drawing/2010/main" val="0"/>
@@ -413,7 +597,7 @@
                     </pic:cNvPicPr>
                   </pic:nvPicPr>
                   <pic:blipFill>
-                    <a:blip r:embed="rId13">
+                    <a:blip r:embed="rId16">
                       <a:extLst>
                         <a:ext uri="{28A0092B-C50C-407E-A947-70E740481C1C}">
                           <a14:useLocalDpi xmlns:a14="http://schemas.microsoft.com/office/drawing/2010/main" val="0"/>
@@ -474,7 +658,7 @@
                     </pic:cNvPicPr>
                   </pic:nvPicPr>
                   <pic:blipFill>
-                    <a:blip r:embed="rId14">
+                    <a:blip r:embed="rId17">
                       <a:extLst>
                         <a:ext uri="{28A0092B-C50C-407E-A947-70E740481C1C}">
                           <a14:useLocalDpi xmlns:a14="http://schemas.microsoft.com/office/drawing/2010/main" val="0"/>
@@ -536,7 +720,7 @@
                     </pic:cNvPicPr>
                   </pic:nvPicPr>
                   <pic:blipFill>
-                    <a:blip r:embed="rId15">
+                    <a:blip r:embed="rId18">
                       <a:extLst>
                         <a:ext uri="{28A0092B-C50C-407E-A947-70E740481C1C}">
                           <a14:useLocalDpi xmlns:a14="http://schemas.microsoft.com/office/drawing/2010/main" val="0"/>
@@ -589,7 +773,7 @@
                     </pic:cNvPicPr>
                   </pic:nvPicPr>
                   <pic:blipFill>
-                    <a:blip r:embed="rId16">
+                    <a:blip r:embed="rId19">
                       <a:extLst>
                         <a:ext uri="{28A0092B-C50C-407E-A947-70E740481C1C}">
                           <a14:useLocalDpi xmlns:a14="http://schemas.microsoft.com/office/drawing/2010/main" val="0"/>
@@ -643,7 +827,7 @@
       </w:pPr>
     </w:p>
     <w:sectPr>
-      <w:headerReference w:type="default" r:id="rId17"/>
+      <w:headerReference w:type="default" r:id="rId20"/>
       <w:pgSz w:w="11906" w:h="16838"/>
       <w:pgMar w:top="1440" w:right="566" w:bottom="1440" w:left="709" w:header="708" w:footer="708" w:gutter="0"/>
       <w:cols w:space="708"/>

--- a/Chapter_9_STP_Principles/Chapter_9_STP_Principles.docx
+++ b/Chapter_9_STP_Principles/Chapter_9_STP_Principles.docx
@@ -697,11 +697,101 @@
           <w:noProof/>
         </w:rPr>
       </w:pPr>
-      <w:r>
-        <w:rPr>
-          <w:noProof/>
+    </w:p>
+    <w:p>
+      <w:pPr>
+        <w:ind w:right="-1"/>
+        <w:rPr>
+          <w:noProof/>
+        </w:rPr>
+      </w:pPr>
+    </w:p>
+    <w:p>
+      <w:pPr>
+        <w:ind w:right="-1"/>
+        <w:rPr>
+          <w:noProof/>
+        </w:rPr>
+      </w:pPr>
+    </w:p>
+    <w:p>
+      <w:pPr>
+        <w:ind w:right="-1"/>
+        <w:rPr>
+          <w:noProof/>
+        </w:rPr>
+      </w:pPr>
+    </w:p>
+    <w:p>
+      <w:pPr>
+        <w:ind w:right="-1"/>
+        <w:rPr>
+          <w:noProof/>
+        </w:rPr>
+      </w:pPr>
+    </w:p>
+    <w:p>
+      <w:pPr>
+        <w:ind w:right="-1"/>
+        <w:rPr>
+          <w:noProof/>
+        </w:rPr>
+      </w:pPr>
+    </w:p>
+    <w:p>
+      <w:pPr>
+        <w:ind w:right="-1"/>
+        <w:rPr>
+          <w:b/>
+          <w:bCs/>
+          <w:noProof/>
+          <w:sz w:val="28"/>
+          <w:szCs w:val="28"/>
+        </w:rPr>
+      </w:pPr>
+      <w:r>
+        <w:rPr>
+          <w:b/>
+          <w:bCs/>
+          <w:noProof/>
+          <w:sz w:val="28"/>
+          <w:szCs w:val="28"/>
         </w:rPr>
         <w:lastRenderedPageBreak/>
+        <w:t xml:space="preserve">Priority </w:t>
+      </w:r>
+      <w:r>
+        <w:rPr>
+          <w:b/>
+          <w:bCs/>
+          <w:noProof/>
+          <w:sz w:val="28"/>
+          <w:szCs w:val="28"/>
+        </w:rPr>
+        <w:t xml:space="preserve">value </w:t>
+      </w:r>
+      <w:r>
+        <w:rPr>
+          <w:b/>
+          <w:bCs/>
+          <w:noProof/>
+          <w:sz w:val="28"/>
+          <w:szCs w:val="28"/>
+        </w:rPr>
+        <w:t>of the bridge</w:t>
+      </w:r>
+    </w:p>
+    <w:p>
+      <w:pPr>
+        <w:ind w:right="-1"/>
+        <w:rPr>
+          <w:noProof/>
+        </w:rPr>
+      </w:pPr>
+      <w:r>
+        <w:rPr>
+          <w:noProof/>
+        </w:rPr>
         <w:drawing>
           <wp:inline distT="0" distB="0" distL="0" distR="0" wp14:anchorId="6079550A" wp14:editId="5E1AB01E">
             <wp:extent cx="6748145" cy="2722245"/>
@@ -824,10 +914,487 @@
     <w:p>
       <w:pPr>
         <w:ind w:right="-1"/>
+        <w:rPr>
+          <w:noProof/>
+        </w:rPr>
+      </w:pPr>
+    </w:p>
+    <w:p>
+      <w:pPr>
+        <w:ind w:right="-1"/>
+        <w:rPr>
+          <w:noProof/>
+        </w:rPr>
+      </w:pPr>
+    </w:p>
+    <w:p>
+      <w:pPr>
+        <w:ind w:right="-1"/>
+        <w:rPr>
+          <w:noProof/>
+        </w:rPr>
+      </w:pPr>
+    </w:p>
+    <w:p>
+      <w:pPr>
+        <w:ind w:right="-1"/>
+        <w:rPr>
+          <w:noProof/>
+        </w:rPr>
+      </w:pPr>
+    </w:p>
+    <w:p>
+      <w:pPr>
+        <w:ind w:right="-1"/>
+        <w:rPr>
+          <w:noProof/>
+        </w:rPr>
+      </w:pPr>
+    </w:p>
+    <w:p>
+      <w:pPr>
+        <w:ind w:right="-1"/>
+        <w:rPr>
+          <w:noProof/>
+        </w:rPr>
+      </w:pPr>
+    </w:p>
+    <w:p>
+      <w:pPr>
+        <w:ind w:right="-1"/>
+        <w:rPr>
+          <w:noProof/>
+        </w:rPr>
+      </w:pPr>
+    </w:p>
+    <w:p>
+      <w:pPr>
+        <w:ind w:right="-1"/>
+        <w:rPr>
+          <w:b/>
+          <w:bCs/>
+          <w:noProof/>
+          <w:sz w:val="28"/>
+          <w:szCs w:val="28"/>
+        </w:rPr>
+      </w:pPr>
+      <w:r>
+        <w:rPr>
+          <w:b/>
+          <w:bCs/>
+          <w:noProof/>
+          <w:sz w:val="28"/>
+          <w:szCs w:val="28"/>
+        </w:rPr>
+        <w:lastRenderedPageBreak/>
+        <w:t>Configuration BPDUs</w:t>
+      </w:r>
+    </w:p>
+    <w:p>
+      <w:pPr>
+        <w:ind w:right="-1"/>
+        <w:rPr>
+          <w:noProof/>
+        </w:rPr>
+      </w:pPr>
+      <w:r>
+        <w:rPr>
+          <w:noProof/>
+        </w:rPr>
+        <w:drawing>
+          <wp:inline distT="0" distB="0" distL="0" distR="0" wp14:anchorId="576914FE" wp14:editId="47293172">
+            <wp:extent cx="6741795" cy="5261610"/>
+            <wp:effectExtent l="0" t="0" r="1905" b="0"/>
+            <wp:docPr id="15" name="Picture 15"/>
+            <wp:cNvGraphicFramePr>
+              <a:graphicFrameLocks xmlns:a="http://schemas.openxmlformats.org/drawingml/2006/main" noChangeAspect="1"/>
+            </wp:cNvGraphicFramePr>
+            <a:graphic xmlns:a="http://schemas.openxmlformats.org/drawingml/2006/main">
+              <a:graphicData uri="http://schemas.openxmlformats.org/drawingml/2006/picture">
+                <pic:pic xmlns:pic="http://schemas.openxmlformats.org/drawingml/2006/picture">
+                  <pic:nvPicPr>
+                    <pic:cNvPr id="0" name="Picture 2"/>
+                    <pic:cNvPicPr>
+                      <a:picLocks noChangeAspect="1" noChangeArrowheads="1"/>
+                    </pic:cNvPicPr>
+                  </pic:nvPicPr>
+                  <pic:blipFill>
+                    <a:blip r:embed="rId20">
+                      <a:extLst>
+                        <a:ext uri="{28A0092B-C50C-407E-A947-70E740481C1C}">
+                          <a14:useLocalDpi xmlns:a14="http://schemas.microsoft.com/office/drawing/2010/main" val="0"/>
+                        </a:ext>
+                      </a:extLst>
+                    </a:blip>
+                    <a:srcRect/>
+                    <a:stretch>
+                      <a:fillRect/>
+                    </a:stretch>
+                  </pic:blipFill>
+                  <pic:spPr bwMode="auto">
+                    <a:xfrm>
+                      <a:off x="0" y="0"/>
+                      <a:ext cx="6741795" cy="5261610"/>
+                    </a:xfrm>
+                    <a:prstGeom prst="rect">
+                      <a:avLst/>
+                    </a:prstGeom>
+                    <a:noFill/>
+                    <a:ln>
+                      <a:noFill/>
+                    </a:ln>
+                  </pic:spPr>
+                </pic:pic>
+              </a:graphicData>
+            </a:graphic>
+          </wp:inline>
+        </w:drawing>
+      </w:r>
+    </w:p>
+    <w:p>
+      <w:pPr>
+        <w:ind w:right="-1"/>
+        <w:rPr>
+          <w:noProof/>
+        </w:rPr>
+      </w:pPr>
+      <w:r>
+        <w:rPr>
+          <w:noProof/>
+        </w:rPr>
+        <w:drawing>
+          <wp:inline distT="0" distB="0" distL="0" distR="0" wp14:anchorId="6F1B7A72" wp14:editId="4CEE016F">
+            <wp:extent cx="6741795" cy="1650365"/>
+            <wp:effectExtent l="0" t="0" r="1905" b="6985"/>
+            <wp:docPr id="16" name="Picture 16"/>
+            <wp:cNvGraphicFramePr>
+              <a:graphicFrameLocks xmlns:a="http://schemas.openxmlformats.org/drawingml/2006/main" noChangeAspect="1"/>
+            </wp:cNvGraphicFramePr>
+            <a:graphic xmlns:a="http://schemas.openxmlformats.org/drawingml/2006/main">
+              <a:graphicData uri="http://schemas.openxmlformats.org/drawingml/2006/picture">
+                <pic:pic xmlns:pic="http://schemas.openxmlformats.org/drawingml/2006/picture">
+                  <pic:nvPicPr>
+                    <pic:cNvPr id="0" name="Picture 3"/>
+                    <pic:cNvPicPr>
+                      <a:picLocks noChangeAspect="1" noChangeArrowheads="1"/>
+                    </pic:cNvPicPr>
+                  </pic:nvPicPr>
+                  <pic:blipFill>
+                    <a:blip r:embed="rId21">
+                      <a:extLst>
+                        <a:ext uri="{28A0092B-C50C-407E-A947-70E740481C1C}">
+                          <a14:useLocalDpi xmlns:a14="http://schemas.microsoft.com/office/drawing/2010/main" val="0"/>
+                        </a:ext>
+                      </a:extLst>
+                    </a:blip>
+                    <a:srcRect/>
+                    <a:stretch>
+                      <a:fillRect/>
+                    </a:stretch>
+                  </pic:blipFill>
+                  <pic:spPr bwMode="auto">
+                    <a:xfrm>
+                      <a:off x="0" y="0"/>
+                      <a:ext cx="6741795" cy="1650365"/>
+                    </a:xfrm>
+                    <a:prstGeom prst="rect">
+                      <a:avLst/>
+                    </a:prstGeom>
+                    <a:noFill/>
+                    <a:ln>
+                      <a:noFill/>
+                    </a:ln>
+                  </pic:spPr>
+                </pic:pic>
+              </a:graphicData>
+            </a:graphic>
+          </wp:inline>
+        </w:drawing>
+      </w:r>
+    </w:p>
+    <w:p>
+      <w:pPr>
+        <w:ind w:right="-1"/>
+        <w:rPr>
+          <w:noProof/>
+        </w:rPr>
+      </w:pPr>
+      <w:r>
+        <w:rPr>
+          <w:noProof/>
+        </w:rPr>
+        <w:lastRenderedPageBreak/>
+        <w:drawing>
+          <wp:inline distT="0" distB="0" distL="0" distR="0" wp14:anchorId="49DB86FD" wp14:editId="1A3DA70F">
+            <wp:extent cx="6749415" cy="2510790"/>
+            <wp:effectExtent l="0" t="0" r="0" b="3810"/>
+            <wp:docPr id="17" name="Picture 17"/>
+            <wp:cNvGraphicFramePr>
+              <a:graphicFrameLocks xmlns:a="http://schemas.openxmlformats.org/drawingml/2006/main" noChangeAspect="1"/>
+            </wp:cNvGraphicFramePr>
+            <a:graphic xmlns:a="http://schemas.openxmlformats.org/drawingml/2006/main">
+              <a:graphicData uri="http://schemas.openxmlformats.org/drawingml/2006/picture">
+                <pic:pic xmlns:pic="http://schemas.openxmlformats.org/drawingml/2006/picture">
+                  <pic:nvPicPr>
+                    <pic:cNvPr id="0" name="Picture 4"/>
+                    <pic:cNvPicPr>
+                      <a:picLocks noChangeAspect="1" noChangeArrowheads="1"/>
+                    </pic:cNvPicPr>
+                  </pic:nvPicPr>
+                  <pic:blipFill>
+                    <a:blip r:embed="rId22">
+                      <a:extLst>
+                        <a:ext uri="{28A0092B-C50C-407E-A947-70E740481C1C}">
+                          <a14:useLocalDpi xmlns:a14="http://schemas.microsoft.com/office/drawing/2010/main" val="0"/>
+                        </a:ext>
+                      </a:extLst>
+                    </a:blip>
+                    <a:srcRect/>
+                    <a:stretch>
+                      <a:fillRect/>
+                    </a:stretch>
+                  </pic:blipFill>
+                  <pic:spPr bwMode="auto">
+                    <a:xfrm>
+                      <a:off x="0" y="0"/>
+                      <a:ext cx="6749415" cy="2510790"/>
+                    </a:xfrm>
+                    <a:prstGeom prst="rect">
+                      <a:avLst/>
+                    </a:prstGeom>
+                    <a:noFill/>
+                    <a:ln>
+                      <a:noFill/>
+                    </a:ln>
+                  </pic:spPr>
+                </pic:pic>
+              </a:graphicData>
+            </a:graphic>
+          </wp:inline>
+        </w:drawing>
+      </w:r>
+    </w:p>
+    <w:p>
+      <w:pPr>
+        <w:ind w:right="-1"/>
+        <w:rPr>
+          <w:rStyle w:val="Hyperlink"/>
+          <w:noProof/>
+        </w:rPr>
+      </w:pPr>
+      <w:hyperlink r:id="rId23" w:history="1">
+        <w:r>
+          <w:rPr>
+            <w:rStyle w:val="Hyperlink"/>
+            <w:noProof/>
+          </w:rPr>
+          <w:t>https://support.huawei.com/enterprise/en/doc/EDOC1100278983/aab5c6b8/understanding-stp-rstp</w:t>
+        </w:r>
+      </w:hyperlink>
+    </w:p>
+    <w:p>
+      <w:pPr>
+        <w:ind w:right="-1"/>
+        <w:rPr>
+          <w:rStyle w:val="Hyperlink"/>
+          <w:noProof/>
+        </w:rPr>
+      </w:pPr>
+    </w:p>
+    <w:p>
+      <w:pPr>
+        <w:ind w:right="-1"/>
+        <w:rPr>
+          <w:b/>
+          <w:bCs/>
+          <w:noProof/>
+          <w:sz w:val="28"/>
+          <w:szCs w:val="28"/>
+        </w:rPr>
+      </w:pPr>
+      <w:r>
+        <w:rPr>
+          <w:rStyle w:val="Hyperlink"/>
+          <w:b/>
+          <w:bCs/>
+          <w:noProof/>
+          <w:color w:val="auto"/>
+          <w:sz w:val="28"/>
+          <w:szCs w:val="28"/>
+          <w:u w:val="none"/>
+        </w:rPr>
+        <w:t>Change In Network Topology</w:t>
+      </w:r>
+    </w:p>
+    <w:p>
+      <w:pPr>
+        <w:ind w:right="-1"/>
+        <w:rPr>
+          <w:noProof/>
+        </w:rPr>
+      </w:pPr>
+      <w:r>
+        <w:rPr>
+          <w:noProof/>
+        </w:rPr>
+        <w:drawing>
+          <wp:inline distT="0" distB="0" distL="0" distR="0" wp14:anchorId="6B09933B" wp14:editId="6B88D1A0">
+            <wp:extent cx="6370572" cy="5165369"/>
+            <wp:effectExtent l="0" t="0" r="0" b="0"/>
+            <wp:docPr id="14" name="Picture 14"/>
+            <wp:cNvGraphicFramePr>
+              <a:graphicFrameLocks xmlns:a="http://schemas.openxmlformats.org/drawingml/2006/main" noChangeAspect="1"/>
+            </wp:cNvGraphicFramePr>
+            <a:graphic xmlns:a="http://schemas.openxmlformats.org/drawingml/2006/main">
+              <a:graphicData uri="http://schemas.openxmlformats.org/drawingml/2006/picture">
+                <pic:pic xmlns:pic="http://schemas.openxmlformats.org/drawingml/2006/picture">
+                  <pic:nvPicPr>
+                    <pic:cNvPr id="0" name="Picture 1"/>
+                    <pic:cNvPicPr>
+                      <a:picLocks noChangeAspect="1" noChangeArrowheads="1"/>
+                    </pic:cNvPicPr>
+                  </pic:nvPicPr>
+                  <pic:blipFill>
+                    <a:blip r:embed="rId24">
+                      <a:extLst>
+                        <a:ext uri="{28A0092B-C50C-407E-A947-70E740481C1C}">
+                          <a14:useLocalDpi xmlns:a14="http://schemas.microsoft.com/office/drawing/2010/main" val="0"/>
+                        </a:ext>
+                      </a:extLst>
+                    </a:blip>
+                    <a:srcRect/>
+                    <a:stretch>
+                      <a:fillRect/>
+                    </a:stretch>
+                  </pic:blipFill>
+                  <pic:spPr bwMode="auto">
+                    <a:xfrm>
+                      <a:off x="0" y="0"/>
+                      <a:ext cx="6372164" cy="5166660"/>
+                    </a:xfrm>
+                    <a:prstGeom prst="rect">
+                      <a:avLst/>
+                    </a:prstGeom>
+                    <a:noFill/>
+                    <a:ln>
+                      <a:noFill/>
+                    </a:ln>
+                  </pic:spPr>
+                </pic:pic>
+              </a:graphicData>
+            </a:graphic>
+          </wp:inline>
+        </w:drawing>
+      </w:r>
+    </w:p>
+    <w:p>
+      <w:pPr>
+        <w:ind w:right="-1"/>
+        <w:rPr>
+          <w:noProof/>
+        </w:rPr>
+      </w:pPr>
+      <w:r>
+        <w:rPr>
+          <w:noProof/>
+        </w:rPr>
+        <w:lastRenderedPageBreak/>
+        <w:drawing>
+          <wp:inline distT="0" distB="0" distL="0" distR="0" wp14:anchorId="7CC49D46" wp14:editId="5314014E">
+            <wp:extent cx="6750685" cy="3037205"/>
+            <wp:effectExtent l="0" t="0" r="0" b="0"/>
+            <wp:docPr id="18" name="Picture 18"/>
+            <wp:cNvGraphicFramePr>
+              <a:graphicFrameLocks xmlns:a="http://schemas.openxmlformats.org/drawingml/2006/main" noChangeAspect="1"/>
+            </wp:cNvGraphicFramePr>
+            <a:graphic xmlns:a="http://schemas.openxmlformats.org/drawingml/2006/main">
+              <a:graphicData uri="http://schemas.openxmlformats.org/drawingml/2006/picture">
+                <pic:pic xmlns:pic="http://schemas.openxmlformats.org/drawingml/2006/picture">
+                  <pic:nvPicPr>
+                    <pic:cNvPr id="0" name="Picture 3"/>
+                    <pic:cNvPicPr>
+                      <a:picLocks noChangeAspect="1" noChangeArrowheads="1"/>
+                    </pic:cNvPicPr>
+                  </pic:nvPicPr>
+                  <pic:blipFill>
+                    <a:blip r:embed="rId25">
+                      <a:extLst>
+                        <a:ext uri="{28A0092B-C50C-407E-A947-70E740481C1C}">
+                          <a14:useLocalDpi xmlns:a14="http://schemas.microsoft.com/office/drawing/2010/main" val="0"/>
+                        </a:ext>
+                      </a:extLst>
+                    </a:blip>
+                    <a:srcRect/>
+                    <a:stretch>
+                      <a:fillRect/>
+                    </a:stretch>
+                  </pic:blipFill>
+                  <pic:spPr bwMode="auto">
+                    <a:xfrm>
+                      <a:off x="0" y="0"/>
+                      <a:ext cx="6750685" cy="3037205"/>
+                    </a:xfrm>
+                    <a:prstGeom prst="rect">
+                      <a:avLst/>
+                    </a:prstGeom>
+                    <a:noFill/>
+                    <a:ln>
+                      <a:noFill/>
+                    </a:ln>
+                  </pic:spPr>
+                </pic:pic>
+              </a:graphicData>
+            </a:graphic>
+          </wp:inline>
+        </w:drawing>
+      </w:r>
+    </w:p>
+    <w:p>
+      <w:pPr>
+        <w:ind w:right="-1"/>
+        <w:rPr>
+          <w:b/>
+          <w:bCs/>
+          <w:noProof/>
+          <w:sz w:val="24"/>
+          <w:szCs w:val="24"/>
+        </w:rPr>
+      </w:pPr>
+      <w:r>
+        <w:rPr>
+          <w:b/>
+          <w:bCs/>
+          <w:noProof/>
+          <w:sz w:val="24"/>
+          <w:szCs w:val="24"/>
+          <w:highlight w:val="yellow"/>
+        </w:rPr>
+        <w:t>Also look at 58-580 question</w:t>
+      </w:r>
+    </w:p>
+    <w:p>
+      <w:pPr>
+        <w:ind w:right="-1"/>
+        <w:rPr>
+          <w:noProof/>
+        </w:rPr>
+      </w:pPr>
+    </w:p>
+    <w:p>
+      <w:pPr>
+        <w:ind w:right="-1"/>
+        <w:rPr>
+          <w:noProof/>
+        </w:rPr>
+      </w:pPr>
+    </w:p>
+    <w:p>
+      <w:pPr>
+        <w:ind w:right="-1"/>
       </w:pPr>
     </w:p>
     <w:sectPr>
-      <w:headerReference w:type="default" r:id="rId20"/>
+      <w:headerReference w:type="default" r:id="rId26"/>
       <w:pgSz w:w="11906" w:h="16838"/>
       <w:pgMar w:top="1440" w:right="566" w:bottom="1440" w:left="709" w:header="708" w:footer="708" w:gutter="0"/>
       <w:cols w:space="708"/>

--- a/Chapter_9_STP_Principles/Chapter_9_STP_Principles.docx
+++ b/Chapter_9_STP_Principles/Chapter_9_STP_Principles.docx
@@ -14,9 +14,9 @@
           <w:noProof/>
         </w:rPr>
         <w:drawing>
-          <wp:inline distT="0" distB="0" distL="0" distR="0" wp14:anchorId="54619316" wp14:editId="3E549021">
-            <wp:extent cx="5929067" cy="2736112"/>
-            <wp:effectExtent l="0" t="0" r="0" b="7620"/>
+          <wp:inline distT="0" distB="0" distL="0" distR="0" wp14:anchorId="54619316" wp14:editId="415108D5">
+            <wp:extent cx="6437671" cy="2970820"/>
+            <wp:effectExtent l="0" t="0" r="1270" b="1270"/>
             <wp:docPr id="3" name="Picture 3"/>
             <wp:cNvGraphicFramePr>
               <a:graphicFrameLocks xmlns:a="http://schemas.openxmlformats.org/drawingml/2006/main" noChangeAspect="1"/>
@@ -46,7 +46,7 @@
                   <pic:spPr bwMode="auto">
                     <a:xfrm>
                       <a:off x="0" y="0"/>
-                      <a:ext cx="5947600" cy="2744665"/>
+                      <a:ext cx="6465448" cy="2983638"/>
                     </a:xfrm>
                     <a:prstGeom prst="rect">
                       <a:avLst/>
@@ -463,6 +463,76 @@
           <w:noProof/>
         </w:rPr>
         <w:drawing>
+          <wp:inline distT="0" distB="0" distL="0" distR="0" wp14:anchorId="634C0ECA" wp14:editId="1E8BDC4A">
+            <wp:extent cx="6571747" cy="5228303"/>
+            <wp:effectExtent l="0" t="0" r="635" b="0"/>
+            <wp:docPr id="19" name="Picture 19"/>
+            <wp:cNvGraphicFramePr>
+              <a:graphicFrameLocks xmlns:a="http://schemas.openxmlformats.org/drawingml/2006/main" noChangeAspect="1"/>
+            </wp:cNvGraphicFramePr>
+            <a:graphic xmlns:a="http://schemas.openxmlformats.org/drawingml/2006/main">
+              <a:graphicData uri="http://schemas.openxmlformats.org/drawingml/2006/picture">
+                <pic:pic xmlns:pic="http://schemas.openxmlformats.org/drawingml/2006/picture">
+                  <pic:nvPicPr>
+                    <pic:cNvPr id="0" name="Picture 1"/>
+                    <pic:cNvPicPr>
+                      <a:picLocks noChangeAspect="1" noChangeArrowheads="1"/>
+                    </pic:cNvPicPr>
+                  </pic:nvPicPr>
+                  <pic:blipFill>
+                    <a:blip r:embed="rId14">
+                      <a:extLst>
+                        <a:ext uri="{28A0092B-C50C-407E-A947-70E740481C1C}">
+                          <a14:useLocalDpi xmlns:a14="http://schemas.microsoft.com/office/drawing/2010/main" val="0"/>
+                        </a:ext>
+                      </a:extLst>
+                    </a:blip>
+                    <a:srcRect/>
+                    <a:stretch>
+                      <a:fillRect/>
+                    </a:stretch>
+                  </pic:blipFill>
+                  <pic:spPr bwMode="auto">
+                    <a:xfrm>
+                      <a:off x="0" y="0"/>
+                      <a:ext cx="6580250" cy="5235067"/>
+                    </a:xfrm>
+                    <a:prstGeom prst="rect">
+                      <a:avLst/>
+                    </a:prstGeom>
+                    <a:noFill/>
+                    <a:ln>
+                      <a:noFill/>
+                    </a:ln>
+                  </pic:spPr>
+                </pic:pic>
+              </a:graphicData>
+            </a:graphic>
+          </wp:inline>
+        </w:drawing>
+      </w:r>
+    </w:p>
+    <w:p>
+      <w:pPr>
+        <w:ind w:right="-1"/>
+        <w:rPr>
+          <w:noProof/>
+        </w:rPr>
+      </w:pPr>
+    </w:p>
+    <w:p>
+      <w:pPr>
+        <w:ind w:right="-1"/>
+        <w:rPr>
+          <w:noProof/>
+        </w:rPr>
+      </w:pPr>
+      <w:r>
+        <w:rPr>
+          <w:noProof/>
+        </w:rPr>
+        <w:lastRenderedPageBreak/>
+        <w:drawing>
           <wp:inline distT="0" distB="0" distL="0" distR="0" wp14:anchorId="0216AE62" wp14:editId="2F7349EF">
             <wp:extent cx="5890437" cy="2182477"/>
             <wp:effectExtent l="0" t="0" r="0" b="8890"/>
@@ -480,7 +550,7 @@
                     </pic:cNvPicPr>
                   </pic:nvPicPr>
                   <pic:blipFill>
-                    <a:blip r:embed="rId14">
+                    <a:blip r:embed="rId15">
                       <a:extLst>
                         <a:ext uri="{28A0092B-C50C-407E-A947-70E740481C1C}">
                           <a14:useLocalDpi xmlns:a14="http://schemas.microsoft.com/office/drawing/2010/main" val="0"/>
@@ -538,7 +608,7 @@
                     </pic:cNvPicPr>
                   </pic:nvPicPr>
                   <pic:blipFill>
-                    <a:blip r:embed="rId15">
+                    <a:blip r:embed="rId16">
                       <a:extLst>
                         <a:ext uri="{28A0092B-C50C-407E-A947-70E740481C1C}">
                           <a14:useLocalDpi xmlns:a14="http://schemas.microsoft.com/office/drawing/2010/main" val="0"/>
@@ -578,7 +648,6 @@
         <w:rPr>
           <w:noProof/>
         </w:rPr>
-        <w:lastRenderedPageBreak/>
         <w:drawing>
           <wp:inline distT="0" distB="0" distL="0" distR="0" wp14:anchorId="0405664F" wp14:editId="6FA4EBE8">
             <wp:extent cx="6750685" cy="2520950"/>
@@ -597,7 +666,7 @@
                     </pic:cNvPicPr>
                   </pic:nvPicPr>
                   <pic:blipFill>
-                    <a:blip r:embed="rId16">
+                    <a:blip r:embed="rId17">
                       <a:extLst>
                         <a:ext uri="{28A0092B-C50C-407E-A947-70E740481C1C}">
                           <a14:useLocalDpi xmlns:a14="http://schemas.microsoft.com/office/drawing/2010/main" val="0"/>
@@ -632,8 +701,71 @@
     <w:p>
       <w:pPr>
         <w:ind w:right="-1"/>
-        <w:rPr>
-          <w:noProof/>
+      </w:pPr>
+      <w:r>
+        <w:rPr>
+          <w:noProof/>
+        </w:rPr>
+        <w:lastRenderedPageBreak/>
+        <w:drawing>
+          <wp:inline distT="0" distB="0" distL="0" distR="0" wp14:anchorId="2BF6E6F0" wp14:editId="76EB19D2">
+            <wp:extent cx="6710243" cy="2595716"/>
+            <wp:effectExtent l="0" t="0" r="0" b="0"/>
+            <wp:docPr id="20" name="Picture 20"/>
+            <wp:cNvGraphicFramePr>
+              <a:graphicFrameLocks xmlns:a="http://schemas.openxmlformats.org/drawingml/2006/main" noChangeAspect="1"/>
+            </wp:cNvGraphicFramePr>
+            <a:graphic xmlns:a="http://schemas.openxmlformats.org/drawingml/2006/main">
+              <a:graphicData uri="http://schemas.openxmlformats.org/drawingml/2006/picture">
+                <pic:pic xmlns:pic="http://schemas.openxmlformats.org/drawingml/2006/picture">
+                  <pic:nvPicPr>
+                    <pic:cNvPr id="0" name="Picture 1"/>
+                    <pic:cNvPicPr>
+                      <a:picLocks noChangeAspect="1" noChangeArrowheads="1"/>
+                    </pic:cNvPicPr>
+                  </pic:nvPicPr>
+                  <pic:blipFill>
+                    <a:blip r:embed="rId18">
+                      <a:extLst>
+                        <a:ext uri="{28A0092B-C50C-407E-A947-70E740481C1C}">
+                          <a14:useLocalDpi xmlns:a14="http://schemas.microsoft.com/office/drawing/2010/main" val="0"/>
+                        </a:ext>
+                      </a:extLst>
+                    </a:blip>
+                    <a:srcRect/>
+                    <a:stretch>
+                      <a:fillRect/>
+                    </a:stretch>
+                  </pic:blipFill>
+                  <pic:spPr bwMode="auto">
+                    <a:xfrm>
+                      <a:off x="0" y="0"/>
+                      <a:ext cx="6728182" cy="2602655"/>
+                    </a:xfrm>
+                    <a:prstGeom prst="rect">
+                      <a:avLst/>
+                    </a:prstGeom>
+                    <a:noFill/>
+                    <a:ln>
+                      <a:noFill/>
+                    </a:ln>
+                  </pic:spPr>
+                </pic:pic>
+              </a:graphicData>
+            </a:graphic>
+          </wp:inline>
+        </w:drawing>
+      </w:r>
+    </w:p>
+    <w:p>
+      <w:pPr>
+        <w:ind w:right="-1"/>
+        <w:rPr>
+          <w:b/>
+          <w:bCs/>
+          <w:noProof/>
+          <w:sz w:val="28"/>
+          <w:szCs w:val="28"/>
         </w:rPr>
       </w:pPr>
       <w:r>
@@ -658,7 +790,7 @@
                     </pic:cNvPicPr>
                   </pic:nvPicPr>
                   <pic:blipFill>
-                    <a:blip r:embed="rId17">
+                    <a:blip r:embed="rId19">
                       <a:extLst>
                         <a:ext uri="{28A0092B-C50C-407E-A947-70E740481C1C}">
                           <a14:useLocalDpi xmlns:a14="http://schemas.microsoft.com/office/drawing/2010/main" val="0"/>
@@ -689,58 +821,7 @@
           </wp:inline>
         </w:drawing>
       </w:r>
-    </w:p>
-    <w:p>
-      <w:pPr>
-        <w:ind w:right="-1"/>
-        <w:rPr>
-          <w:noProof/>
-        </w:rPr>
-      </w:pPr>
-    </w:p>
-    <w:p>
-      <w:pPr>
-        <w:ind w:right="-1"/>
-        <w:rPr>
-          <w:noProof/>
-        </w:rPr>
-      </w:pPr>
-    </w:p>
-    <w:p>
-      <w:pPr>
-        <w:ind w:right="-1"/>
-        <w:rPr>
-          <w:noProof/>
-        </w:rPr>
-      </w:pPr>
-    </w:p>
-    <w:p>
-      <w:pPr>
-        <w:ind w:right="-1"/>
-        <w:rPr>
-          <w:noProof/>
-        </w:rPr>
-      </w:pPr>
-    </w:p>
-    <w:p>
-      <w:pPr>
-        <w:ind w:right="-1"/>
-        <w:rPr>
-          <w:noProof/>
-        </w:rPr>
-      </w:pPr>
-    </w:p>
-    <w:p>
-      <w:pPr>
-        <w:ind w:right="-1"/>
-        <w:rPr>
-          <w:noProof/>
-        </w:rPr>
-      </w:pPr>
-    </w:p>
-    <w:p>
-      <w:pPr>
-        <w:ind w:right="-1"/>
+      <w:r>
         <w:rPr>
           <w:b/>
           <w:bCs/>
@@ -748,7 +829,8 @@
           <w:sz w:val="28"/>
           <w:szCs w:val="28"/>
         </w:rPr>
-      </w:pPr>
+        <w:t xml:space="preserve">Priority </w:t>
+      </w:r>
       <w:r>
         <w:rPr>
           <w:b/>
@@ -757,8 +839,7 @@
           <w:sz w:val="28"/>
           <w:szCs w:val="28"/>
         </w:rPr>
-        <w:lastRenderedPageBreak/>
-        <w:t xml:space="preserve">Priority </w:t>
+        <w:t xml:space="preserve">value </w:t>
       </w:r>
       <w:r>
         <w:rPr>
@@ -768,16 +849,6 @@
           <w:sz w:val="28"/>
           <w:szCs w:val="28"/>
         </w:rPr>
-        <w:t xml:space="preserve">value </w:t>
-      </w:r>
-      <w:r>
-        <w:rPr>
-          <w:b/>
-          <w:bCs/>
-          <w:noProof/>
-          <w:sz w:val="28"/>
-          <w:szCs w:val="28"/>
-        </w:rPr>
         <w:t>of the bridge</w:t>
       </w:r>
     </w:p>
@@ -792,10 +863,11 @@
         <w:rPr>
           <w:noProof/>
         </w:rPr>
+        <w:lastRenderedPageBreak/>
         <w:drawing>
-          <wp:inline distT="0" distB="0" distL="0" distR="0" wp14:anchorId="6079550A" wp14:editId="5E1AB01E">
-            <wp:extent cx="6748145" cy="2722245"/>
-            <wp:effectExtent l="0" t="0" r="0" b="1905"/>
+          <wp:inline distT="0" distB="0" distL="0" distR="0" wp14:anchorId="1BB9AD89" wp14:editId="6ED79904">
+            <wp:extent cx="6617293" cy="2669458"/>
+            <wp:effectExtent l="0" t="0" r="0" b="0"/>
             <wp:docPr id="10" name="Picture 10"/>
             <wp:cNvGraphicFramePr>
               <a:graphicFrameLocks xmlns:a="http://schemas.openxmlformats.org/drawingml/2006/main" noChangeAspect="1"/>
@@ -810,7 +882,7 @@
                     </pic:cNvPicPr>
                   </pic:nvPicPr>
                   <pic:blipFill>
-                    <a:blip r:embed="rId18">
+                    <a:blip r:embed="rId20">
                       <a:extLst>
                         <a:ext uri="{28A0092B-C50C-407E-A947-70E740481C1C}">
                           <a14:useLocalDpi xmlns:a14="http://schemas.microsoft.com/office/drawing/2010/main" val="0"/>
@@ -825,7 +897,7 @@
                   <pic:spPr bwMode="auto">
                     <a:xfrm>
                       <a:off x="0" y="0"/>
-                      <a:ext cx="6748145" cy="2722245"/>
+                      <a:ext cx="6624776" cy="2672477"/>
                     </a:xfrm>
                     <a:prstGeom prst="rect">
                       <a:avLst/>
@@ -841,12 +913,20 @@
           </wp:inline>
         </w:drawing>
       </w:r>
+    </w:p>
+    <w:p>
+      <w:pPr>
+        <w:ind w:right="-1"/>
+        <w:rPr>
+          <w:noProof/>
+        </w:rPr>
+      </w:pPr>
       <w:r>
         <w:rPr>
           <w:noProof/>
         </w:rPr>
         <w:drawing>
-          <wp:inline distT="0" distB="0" distL="0" distR="0" wp14:anchorId="0A447FB4" wp14:editId="6E4EDF7B">
+          <wp:inline distT="0" distB="0" distL="0" distR="0" wp14:anchorId="0A447FB4" wp14:editId="1B6E6893">
             <wp:extent cx="6748145" cy="3054985"/>
             <wp:effectExtent l="0" t="0" r="0" b="0"/>
             <wp:docPr id="11" name="Picture 11"/>
@@ -863,7 +943,7 @@
                     </pic:cNvPicPr>
                   </pic:nvPicPr>
                   <pic:blipFill>
-                    <a:blip r:embed="rId19">
+                    <a:blip r:embed="rId21">
                       <a:extLst>
                         <a:ext uri="{28A0092B-C50C-407E-A947-70E740481C1C}">
                           <a14:useLocalDpi xmlns:a14="http://schemas.microsoft.com/office/drawing/2010/main" val="0"/>
@@ -899,78 +979,6 @@
       <w:pPr>
         <w:ind w:right="-1"/>
         <w:rPr>
-          <w:noProof/>
-        </w:rPr>
-      </w:pPr>
-    </w:p>
-    <w:p>
-      <w:pPr>
-        <w:ind w:right="-1"/>
-        <w:rPr>
-          <w:noProof/>
-        </w:rPr>
-      </w:pPr>
-    </w:p>
-    <w:p>
-      <w:pPr>
-        <w:ind w:right="-1"/>
-        <w:rPr>
-          <w:noProof/>
-        </w:rPr>
-      </w:pPr>
-    </w:p>
-    <w:p>
-      <w:pPr>
-        <w:ind w:right="-1"/>
-        <w:rPr>
-          <w:noProof/>
-        </w:rPr>
-      </w:pPr>
-    </w:p>
-    <w:p>
-      <w:pPr>
-        <w:ind w:right="-1"/>
-        <w:rPr>
-          <w:noProof/>
-        </w:rPr>
-      </w:pPr>
-    </w:p>
-    <w:p>
-      <w:pPr>
-        <w:ind w:right="-1"/>
-        <w:rPr>
-          <w:noProof/>
-        </w:rPr>
-      </w:pPr>
-    </w:p>
-    <w:p>
-      <w:pPr>
-        <w:ind w:right="-1"/>
-        <w:rPr>
-          <w:noProof/>
-        </w:rPr>
-      </w:pPr>
-    </w:p>
-    <w:p>
-      <w:pPr>
-        <w:ind w:right="-1"/>
-        <w:rPr>
-          <w:noProof/>
-        </w:rPr>
-      </w:pPr>
-    </w:p>
-    <w:p>
-      <w:pPr>
-        <w:ind w:right="-1"/>
-        <w:rPr>
-          <w:noProof/>
-        </w:rPr>
-      </w:pPr>
-    </w:p>
-    <w:p>
-      <w:pPr>
-        <w:ind w:right="-1"/>
-        <w:rPr>
           <w:b/>
           <w:bCs/>
           <w:noProof/>
@@ -986,21 +994,21 @@
           <w:sz w:val="28"/>
           <w:szCs w:val="28"/>
         </w:rPr>
+        <w:t>Configuration BPDUs</w:t>
+      </w:r>
+    </w:p>
+    <w:p>
+      <w:pPr>
+        <w:ind w:right="-1"/>
+        <w:rPr>
+          <w:noProof/>
+        </w:rPr>
+      </w:pPr>
+      <w:r>
+        <w:rPr>
+          <w:noProof/>
+        </w:rPr>
         <w:lastRenderedPageBreak/>
-        <w:t>Configuration BPDUs</w:t>
-      </w:r>
-    </w:p>
-    <w:p>
-      <w:pPr>
-        <w:ind w:right="-1"/>
-        <w:rPr>
-          <w:noProof/>
-        </w:rPr>
-      </w:pPr>
-      <w:r>
-        <w:rPr>
-          <w:noProof/>
-        </w:rPr>
         <w:drawing>
           <wp:inline distT="0" distB="0" distL="0" distR="0" wp14:anchorId="576914FE" wp14:editId="47293172">
             <wp:extent cx="6741795" cy="5261610"/>
@@ -1019,7 +1027,7 @@
                     </pic:cNvPicPr>
                   </pic:nvPicPr>
                   <pic:blipFill>
-                    <a:blip r:embed="rId20">
+                    <a:blip r:embed="rId22">
                       <a:extLst>
                         <a:ext uri="{28A0092B-C50C-407E-A947-70E740481C1C}">
                           <a14:useLocalDpi xmlns:a14="http://schemas.microsoft.com/office/drawing/2010/main" val="0"/>
@@ -1080,7 +1088,7 @@
                     </pic:cNvPicPr>
                   </pic:nvPicPr>
                   <pic:blipFill>
-                    <a:blip r:embed="rId21">
+                    <a:blip r:embed="rId23">
                       <a:extLst>
                         <a:ext uri="{28A0092B-C50C-407E-A947-70E740481C1C}">
                           <a14:useLocalDpi xmlns:a14="http://schemas.microsoft.com/office/drawing/2010/main" val="0"/>
@@ -1142,7 +1150,7 @@
                     </pic:cNvPicPr>
                   </pic:nvPicPr>
                   <pic:blipFill>
-                    <a:blip r:embed="rId22">
+                    <a:blip r:embed="rId24">
                       <a:extLst>
                         <a:ext uri="{28A0092B-C50C-407E-A947-70E740481C1C}">
                           <a14:useLocalDpi xmlns:a14="http://schemas.microsoft.com/office/drawing/2010/main" val="0"/>
@@ -1182,7 +1190,7 @@
           <w:noProof/>
         </w:rPr>
       </w:pPr>
-      <w:hyperlink r:id="rId23" w:history="1">
+      <w:hyperlink r:id="rId25" w:history="1">
         <w:r>
           <w:rPr>
             <w:rStyle w:val="Hyperlink"/>
@@ -1205,6 +1213,123 @@
       <w:pPr>
         <w:ind w:right="-1"/>
         <w:rPr>
+          <w:rStyle w:val="Hyperlink"/>
+          <w:noProof/>
+        </w:rPr>
+      </w:pPr>
+    </w:p>
+    <w:p>
+      <w:pPr>
+        <w:ind w:right="-1"/>
+        <w:rPr>
+          <w:rStyle w:val="Hyperlink"/>
+          <w:noProof/>
+        </w:rPr>
+      </w:pPr>
+    </w:p>
+    <w:p>
+      <w:pPr>
+        <w:ind w:right="-1"/>
+        <w:rPr>
+          <w:rStyle w:val="Hyperlink"/>
+          <w:noProof/>
+        </w:rPr>
+      </w:pPr>
+    </w:p>
+    <w:p>
+      <w:pPr>
+        <w:ind w:right="-1"/>
+        <w:rPr>
+          <w:rStyle w:val="Hyperlink"/>
+          <w:noProof/>
+        </w:rPr>
+      </w:pPr>
+    </w:p>
+    <w:p>
+      <w:pPr>
+        <w:ind w:right="-1"/>
+        <w:rPr>
+          <w:rStyle w:val="Hyperlink"/>
+          <w:noProof/>
+        </w:rPr>
+      </w:pPr>
+    </w:p>
+    <w:p>
+      <w:pPr>
+        <w:ind w:right="-1"/>
+        <w:rPr>
+          <w:rStyle w:val="Hyperlink"/>
+          <w:noProof/>
+        </w:rPr>
+      </w:pPr>
+    </w:p>
+    <w:p>
+      <w:pPr>
+        <w:ind w:right="-1"/>
+        <w:rPr>
+          <w:rStyle w:val="Hyperlink"/>
+          <w:noProof/>
+        </w:rPr>
+      </w:pPr>
+    </w:p>
+    <w:p>
+      <w:pPr>
+        <w:ind w:right="-1"/>
+        <w:rPr>
+          <w:rStyle w:val="Hyperlink"/>
+          <w:noProof/>
+        </w:rPr>
+      </w:pPr>
+    </w:p>
+    <w:p>
+      <w:pPr>
+        <w:ind w:right="-1"/>
+        <w:rPr>
+          <w:rStyle w:val="Hyperlink"/>
+          <w:noProof/>
+        </w:rPr>
+      </w:pPr>
+    </w:p>
+    <w:p>
+      <w:pPr>
+        <w:ind w:right="-1"/>
+        <w:rPr>
+          <w:rStyle w:val="Hyperlink"/>
+          <w:noProof/>
+        </w:rPr>
+      </w:pPr>
+    </w:p>
+    <w:p>
+      <w:pPr>
+        <w:ind w:right="-1"/>
+        <w:rPr>
+          <w:rStyle w:val="Hyperlink"/>
+          <w:noProof/>
+        </w:rPr>
+      </w:pPr>
+    </w:p>
+    <w:p>
+      <w:pPr>
+        <w:ind w:right="-1"/>
+        <w:rPr>
+          <w:rStyle w:val="Hyperlink"/>
+          <w:noProof/>
+        </w:rPr>
+      </w:pPr>
+    </w:p>
+    <w:p>
+      <w:pPr>
+        <w:ind w:right="-1"/>
+        <w:rPr>
+          <w:rStyle w:val="Hyperlink"/>
+          <w:noProof/>
+        </w:rPr>
+      </w:pPr>
+    </w:p>
+    <w:p>
+      <w:pPr>
+        <w:ind w:right="-1"/>
+        <w:rPr>
           <w:b/>
           <w:bCs/>
           <w:noProof/>
@@ -1237,10 +1362,11 @@
         <w:rPr>
           <w:noProof/>
         </w:rPr>
+        <w:lastRenderedPageBreak/>
         <w:drawing>
-          <wp:inline distT="0" distB="0" distL="0" distR="0" wp14:anchorId="6B09933B" wp14:editId="6B88D1A0">
-            <wp:extent cx="6370572" cy="5165369"/>
-            <wp:effectExtent l="0" t="0" r="0" b="0"/>
+          <wp:inline distT="0" distB="0" distL="0" distR="0" wp14:anchorId="6B09933B" wp14:editId="1CC4BD2C">
+            <wp:extent cx="6304935" cy="5112149"/>
+            <wp:effectExtent l="0" t="0" r="635" b="0"/>
             <wp:docPr id="14" name="Picture 14"/>
             <wp:cNvGraphicFramePr>
               <a:graphicFrameLocks xmlns:a="http://schemas.openxmlformats.org/drawingml/2006/main" noChangeAspect="1"/>
@@ -1255,7 +1381,7 @@
                     </pic:cNvPicPr>
                   </pic:nvPicPr>
                   <pic:blipFill>
-                    <a:blip r:embed="rId24">
+                    <a:blip r:embed="rId26">
                       <a:extLst>
                         <a:ext uri="{28A0092B-C50C-407E-A947-70E740481C1C}">
                           <a14:useLocalDpi xmlns:a14="http://schemas.microsoft.com/office/drawing/2010/main" val="0"/>
@@ -1270,7 +1396,7 @@
                   <pic:spPr bwMode="auto">
                     <a:xfrm>
                       <a:off x="0" y="0"/>
-                      <a:ext cx="6372164" cy="5166660"/>
+                      <a:ext cx="6307829" cy="5114495"/>
                     </a:xfrm>
                     <a:prstGeom prst="rect">
                       <a:avLst/>
@@ -1298,10 +1424,9 @@
         <w:rPr>
           <w:noProof/>
         </w:rPr>
-        <w:lastRenderedPageBreak/>
         <w:drawing>
-          <wp:inline distT="0" distB="0" distL="0" distR="0" wp14:anchorId="7CC49D46" wp14:editId="5314014E">
-            <wp:extent cx="6750685" cy="3037205"/>
+          <wp:inline distT="0" distB="0" distL="0" distR="0" wp14:anchorId="7CC49D46" wp14:editId="12F374A8">
+            <wp:extent cx="6614651" cy="2976002"/>
             <wp:effectExtent l="0" t="0" r="0" b="0"/>
             <wp:docPr id="18" name="Picture 18"/>
             <wp:cNvGraphicFramePr>
@@ -1317,7 +1442,7 @@
                     </pic:cNvPicPr>
                   </pic:nvPicPr>
                   <pic:blipFill>
-                    <a:blip r:embed="rId25">
+                    <a:blip r:embed="rId27">
                       <a:extLst>
                         <a:ext uri="{28A0092B-C50C-407E-A947-70E740481C1C}">
                           <a14:useLocalDpi xmlns:a14="http://schemas.microsoft.com/office/drawing/2010/main" val="0"/>
@@ -1332,7 +1457,7 @@
                   <pic:spPr bwMode="auto">
                     <a:xfrm>
                       <a:off x="0" y="0"/>
-                      <a:ext cx="6750685" cy="3037205"/>
+                      <a:ext cx="6619128" cy="2978016"/>
                     </a:xfrm>
                     <a:prstGeom prst="rect">
                       <a:avLst/>
@@ -1394,7 +1519,7 @@
       </w:pPr>
     </w:p>
     <w:sectPr>
-      <w:headerReference w:type="default" r:id="rId26"/>
+      <w:headerReference w:type="default" r:id="rId28"/>
       <w:pgSz w:w="11906" w:h="16838"/>
       <w:pgMar w:top="1440" w:right="566" w:bottom="1440" w:left="709" w:header="708" w:footer="708" w:gutter="0"/>
       <w:cols w:space="708"/>
